--- a/klagomål/A 56571-2023 FSC-klagomål.docx
+++ b/klagomål/A 56571-2023 FSC-klagomål.docx
@@ -663,7 +663,7 @@
     <w:r>
       <w:tab/>
       <w:tab/>
-      <w:t>2026-09-14</w:t>
+      <w:t>2026-09-15</w:t>
       <w:br/>
       <w:br/>
     </w:r>

--- a/klagomål/A 56571-2023 FSC-klagomål.docx
+++ b/klagomål/A 56571-2023 FSC-klagomål.docx
@@ -663,7 +663,7 @@
     <w:r>
       <w:tab/>
       <w:tab/>
-      <w:t>2026-09-15</w:t>
+      <w:t>2026-09-16</w:t>
       <w:br/>
       <w:br/>
     </w:r>

--- a/klagomål/A 56571-2023 FSC-klagomål.docx
+++ b/klagomål/A 56571-2023 FSC-klagomål.docx
@@ -663,7 +663,7 @@
     <w:r>
       <w:tab/>
       <w:tab/>
-      <w:t>2026-09-16</w:t>
+      <w:t>2026-09-17</w:t>
       <w:br/>
       <w:br/>
     </w:r>

--- a/klagomål/A 56571-2023 FSC-klagomål.docx
+++ b/klagomål/A 56571-2023 FSC-klagomål.docx
@@ -663,7 +663,7 @@
     <w:r>
       <w:tab/>
       <w:tab/>
-      <w:t>2026-09-17</w:t>
+      <w:t>2026-09-18</w:t>
       <w:br/>
       <w:br/>
     </w:r>

--- a/klagomål/A 56571-2023 FSC-klagomål.docx
+++ b/klagomål/A 56571-2023 FSC-klagomål.docx
@@ -663,7 +663,7 @@
     <w:r>
       <w:tab/>
       <w:tab/>
-      <w:t>2026-09-18</w:t>
+      <w:t>2026-09-19</w:t>
       <w:br/>
       <w:br/>
     </w:r>

--- a/klagomål/A 56571-2023 FSC-klagomål.docx
+++ b/klagomål/A 56571-2023 FSC-klagomål.docx
@@ -663,7 +663,7 @@
     <w:r>
       <w:tab/>
       <w:tab/>
-      <w:t>2026-09-19</w:t>
+      <w:t>2026-09-21</w:t>
       <w:br/>
       <w:br/>
     </w:r>

--- a/klagomål/A 56571-2023 FSC-klagomål.docx
+++ b/klagomål/A 56571-2023 FSC-klagomål.docx
@@ -663,7 +663,7 @@
     <w:r>
       <w:tab/>
       <w:tab/>
-      <w:t>2026-09-21</w:t>
+      <w:t>2026-09-23</w:t>
       <w:br/>
       <w:br/>
     </w:r>

--- a/klagomål/A 56571-2023 FSC-klagomål.docx
+++ b/klagomål/A 56571-2023 FSC-klagomål.docx
@@ -663,7 +663,7 @@
     <w:r>
       <w:tab/>
       <w:tab/>
-      <w:t>2026-09-23</w:t>
+      <w:t>2026-09-24</w:t>
       <w:br/>
       <w:br/>
     </w:r>

--- a/klagomål/A 56571-2023 FSC-klagomål.docx
+++ b/klagomål/A 56571-2023 FSC-klagomål.docx
@@ -663,7 +663,7 @@
     <w:r>
       <w:tab/>
       <w:tab/>
-      <w:t>2026-09-24</w:t>
+      <w:t>2026-09-25</w:t>
       <w:br/>
       <w:br/>
     </w:r>

--- a/klagomål/A 56571-2023 FSC-klagomål.docx
+++ b/klagomål/A 56571-2023 FSC-klagomål.docx
@@ -663,7 +663,7 @@
     <w:r>
       <w:tab/>
       <w:tab/>
-      <w:t>2026-09-25</w:t>
+      <w:t>2026-09-26</w:t>
       <w:br/>
       <w:br/>
     </w:r>

--- a/klagomål/A 56571-2023 FSC-klagomål.docx
+++ b/klagomål/A 56571-2023 FSC-klagomål.docx
@@ -663,7 +663,7 @@
     <w:r>
       <w:tab/>
       <w:tab/>
-      <w:t>2026-09-26</w:t>
+      <w:t>2026-09-27</w:t>
       <w:br/>
       <w:br/>
     </w:r>

--- a/klagomål/A 56571-2023 FSC-klagomål.docx
+++ b/klagomål/A 56571-2023 FSC-klagomål.docx
@@ -663,7 +663,7 @@
     <w:r>
       <w:tab/>
       <w:tab/>
-      <w:t>2026-09-27</w:t>
+      <w:t>2026-09-28</w:t>
       <w:br/>
       <w:br/>
     </w:r>

--- a/klagomål/A 56571-2023 FSC-klagomål.docx
+++ b/klagomål/A 56571-2023 FSC-klagomål.docx
@@ -663,7 +663,7 @@
     <w:r>
       <w:tab/>
       <w:tab/>
-      <w:t>2026-09-28</w:t>
+      <w:t>2026-09-29</w:t>
       <w:br/>
       <w:br/>
     </w:r>

--- a/klagomål/A 56571-2023 FSC-klagomål.docx
+++ b/klagomål/A 56571-2023 FSC-klagomål.docx
@@ -663,7 +663,7 @@
     <w:r>
       <w:tab/>
       <w:tab/>
-      <w:t>2026-09-29</w:t>
+      <w:t>2026-09-30</w:t>
       <w:br/>
       <w:br/>
     </w:r>

--- a/klagomål/A 56571-2023 FSC-klagomål.docx
+++ b/klagomål/A 56571-2023 FSC-klagomål.docx
@@ -663,7 +663,7 @@
     <w:r>
       <w:tab/>
       <w:tab/>
-      <w:t>2026-09-30</w:t>
+      <w:t>2026-10-01</w:t>
       <w:br/>
       <w:br/>
     </w:r>

--- a/klagomål/A 56571-2023 FSC-klagomål.docx
+++ b/klagomål/A 56571-2023 FSC-klagomål.docx
@@ -663,7 +663,7 @@
     <w:r>
       <w:tab/>
       <w:tab/>
-      <w:t>2026-10-01</w:t>
+      <w:t>2026-10-02</w:t>
       <w:br/>
       <w:br/>
     </w:r>

--- a/klagomål/A 56571-2023 FSC-klagomål.docx
+++ b/klagomål/A 56571-2023 FSC-klagomål.docx
@@ -663,7 +663,7 @@
     <w:r>
       <w:tab/>
       <w:tab/>
-      <w:t>2026-10-02</w:t>
+      <w:t>2026-10-03</w:t>
       <w:br/>
       <w:br/>
     </w:r>

--- a/klagomål/A 56571-2023 FSC-klagomål.docx
+++ b/klagomål/A 56571-2023 FSC-klagomål.docx
@@ -663,7 +663,7 @@
     <w:r>
       <w:tab/>
       <w:tab/>
-      <w:t>2026-10-03</w:t>
+      <w:t>2026-10-04</w:t>
       <w:br/>
       <w:br/>
     </w:r>

--- a/klagomål/A 56571-2023 FSC-klagomål.docx
+++ b/klagomål/A 56571-2023 FSC-klagomål.docx
@@ -663,7 +663,7 @@
     <w:r>
       <w:tab/>
       <w:tab/>
-      <w:t>2026-10-04</w:t>
+      <w:t>2026-10-05</w:t>
       <w:br/>
       <w:br/>
     </w:r>

--- a/klagomål/A 56571-2023 FSC-klagomål.docx
+++ b/klagomål/A 56571-2023 FSC-klagomål.docx
@@ -663,7 +663,7 @@
     <w:r>
       <w:tab/>
       <w:tab/>
-      <w:t>2026-10-05</w:t>
+      <w:t>2026-10-06</w:t>
       <w:br/>
       <w:br/>
     </w:r>

--- a/klagomål/A 56571-2023 FSC-klagomål.docx
+++ b/klagomål/A 56571-2023 FSC-klagomål.docx
@@ -663,7 +663,7 @@
     <w:r>
       <w:tab/>
       <w:tab/>
-      <w:t>2026-10-06</w:t>
+      <w:t>2026-10-07</w:t>
       <w:br/>
       <w:br/>
     </w:r>

--- a/klagomål/A 56571-2023 FSC-klagomål.docx
+++ b/klagomål/A 56571-2023 FSC-klagomål.docx
@@ -663,7 +663,7 @@
     <w:r>
       <w:tab/>
       <w:tab/>
-      <w:t>2026-10-07</w:t>
+      <w:t>2026-10-08</w:t>
       <w:br/>
       <w:br/>
     </w:r>

--- a/klagomål/A 56571-2023 FSC-klagomål.docx
+++ b/klagomål/A 56571-2023 FSC-klagomål.docx
@@ -663,7 +663,7 @@
     <w:r>
       <w:tab/>
       <w:tab/>
-      <w:t>2026-10-08</w:t>
+      <w:t>2026-10-09</w:t>
       <w:br/>
       <w:br/>
     </w:r>

--- a/klagomål/A 56571-2023 FSC-klagomål.docx
+++ b/klagomål/A 56571-2023 FSC-klagomål.docx
@@ -663,7 +663,7 @@
     <w:r>
       <w:tab/>
       <w:tab/>
-      <w:t>2026-10-09</w:t>
+      <w:t>2026-10-10</w:t>
       <w:br/>
       <w:br/>
     </w:r>

--- a/klagomål/A 56571-2023 FSC-klagomål.docx
+++ b/klagomål/A 56571-2023 FSC-klagomål.docx
@@ -663,7 +663,7 @@
     <w:r>
       <w:tab/>
       <w:tab/>
-      <w:t>2026-10-10</w:t>
+      <w:t>2026-10-11</w:t>
       <w:br/>
       <w:br/>
     </w:r>

--- a/klagomål/A 56571-2023 FSC-klagomål.docx
+++ b/klagomål/A 56571-2023 FSC-klagomål.docx
@@ -663,7 +663,7 @@
     <w:r>
       <w:tab/>
       <w:tab/>
-      <w:t>2026-10-11</w:t>
+      <w:t>2026-10-12</w:t>
       <w:br/>
       <w:br/>
     </w:r>

--- a/klagomål/A 56571-2023 FSC-klagomål.docx
+++ b/klagomål/A 56571-2023 FSC-klagomål.docx
@@ -663,7 +663,7 @@
     <w:r>
       <w:tab/>
       <w:tab/>
-      <w:t>2026-10-12</w:t>
+      <w:t>2026-10-13</w:t>
       <w:br/>
       <w:br/>
     </w:r>

--- a/klagomål/A 56571-2023 FSC-klagomål.docx
+++ b/klagomål/A 56571-2023 FSC-klagomål.docx
@@ -663,7 +663,7 @@
     <w:r>
       <w:tab/>
       <w:tab/>
-      <w:t>2026-10-13</w:t>
+      <w:t>2026-10-14</w:t>
       <w:br/>
       <w:br/>
     </w:r>

--- a/klagomål/A 56571-2023 FSC-klagomål.docx
+++ b/klagomål/A 56571-2023 FSC-klagomål.docx
@@ -663,7 +663,7 @@
     <w:r>
       <w:tab/>
       <w:tab/>
-      <w:t>2026-10-14</w:t>
+      <w:t>2026-10-15</w:t>
       <w:br/>
       <w:br/>
     </w:r>

--- a/klagomål/A 56571-2023 FSC-klagomål.docx
+++ b/klagomål/A 56571-2023 FSC-klagomål.docx
@@ -663,7 +663,7 @@
     <w:r>
       <w:tab/>
       <w:tab/>
-      <w:t>2026-10-15</w:t>
+      <w:t>2026-10-16</w:t>
       <w:br/>
       <w:br/>
     </w:r>

--- a/klagomål/A 56571-2023 FSC-klagomål.docx
+++ b/klagomål/A 56571-2023 FSC-klagomål.docx
@@ -663,7 +663,7 @@
     <w:r>
       <w:tab/>
       <w:tab/>
-      <w:t>2026-10-16</w:t>
+      <w:t>2026-10-17</w:t>
       <w:br/>
       <w:br/>
     </w:r>

--- a/klagomål/A 56571-2023 FSC-klagomål.docx
+++ b/klagomål/A 56571-2023 FSC-klagomål.docx
@@ -663,7 +663,7 @@
     <w:r>
       <w:tab/>
       <w:tab/>
-      <w:t>2026-10-17</w:t>
+      <w:t>2026-10-18</w:t>
       <w:br/>
       <w:br/>
     </w:r>

--- a/klagomål/A 56571-2023 FSC-klagomål.docx
+++ b/klagomål/A 56571-2023 FSC-klagomål.docx
@@ -663,7 +663,7 @@
     <w:r>
       <w:tab/>
       <w:tab/>
-      <w:t>2026-10-18</w:t>
+      <w:t>2026-10-19</w:t>
       <w:br/>
       <w:br/>
     </w:r>

--- a/klagomål/A 56571-2023 FSC-klagomål.docx
+++ b/klagomål/A 56571-2023 FSC-klagomål.docx
@@ -663,7 +663,7 @@
     <w:r>
       <w:tab/>
       <w:tab/>
-      <w:t>2026-10-19</w:t>
+      <w:t>2026-10-20</w:t>
       <w:br/>
       <w:br/>
     </w:r>

--- a/klagomål/A 56571-2023 FSC-klagomål.docx
+++ b/klagomål/A 56571-2023 FSC-klagomål.docx
@@ -663,7 +663,7 @@
     <w:r>
       <w:tab/>
       <w:tab/>
-      <w:t>2026-10-20</w:t>
+      <w:t>2026-10-21</w:t>
       <w:br/>
       <w:br/>
     </w:r>

--- a/klagomål/A 56571-2023 FSC-klagomål.docx
+++ b/klagomål/A 56571-2023 FSC-klagomål.docx
@@ -663,7 +663,7 @@
     <w:r>
       <w:tab/>
       <w:tab/>
-      <w:t>2026-10-21</w:t>
+      <w:t>2026-10-22</w:t>
       <w:br/>
       <w:br/>
     </w:r>

--- a/klagomål/A 56571-2023 FSC-klagomål.docx
+++ b/klagomål/A 56571-2023 FSC-klagomål.docx
@@ -663,7 +663,7 @@
     <w:r>
       <w:tab/>
       <w:tab/>
-      <w:t>2026-10-22</w:t>
+      <w:t>2026-10-23</w:t>
       <w:br/>
       <w:br/>
     </w:r>

--- a/klagomål/A 56571-2023 FSC-klagomål.docx
+++ b/klagomål/A 56571-2023 FSC-klagomål.docx
@@ -663,7 +663,7 @@
     <w:r>
       <w:tab/>
       <w:tab/>
-      <w:t>2026-10-23</w:t>
+      <w:t>2026-10-24</w:t>
       <w:br/>
       <w:br/>
     </w:r>

--- a/klagomål/A 56571-2023 FSC-klagomål.docx
+++ b/klagomål/A 56571-2023 FSC-klagomål.docx
@@ -663,7 +663,7 @@
     <w:r>
       <w:tab/>
       <w:tab/>
-      <w:t>2026-10-24</w:t>
+      <w:t>2026-10-25</w:t>
       <w:br/>
       <w:br/>
     </w:r>

--- a/klagomål/A 56571-2023 FSC-klagomål.docx
+++ b/klagomål/A 56571-2023 FSC-klagomål.docx
@@ -663,7 +663,7 @@
     <w:r>
       <w:tab/>
       <w:tab/>
-      <w:t>2026-10-25</w:t>
+      <w:t>2026-10-26</w:t>
       <w:br/>
       <w:br/>
     </w:r>

--- a/klagomål/A 56571-2023 FSC-klagomål.docx
+++ b/klagomål/A 56571-2023 FSC-klagomål.docx
@@ -663,7 +663,7 @@
     <w:r>
       <w:tab/>
       <w:tab/>
-      <w:t>2026-10-26</w:t>
+      <w:t>2026-10-27</w:t>
       <w:br/>
       <w:br/>
     </w:r>

--- a/klagomål/A 56571-2023 FSC-klagomål.docx
+++ b/klagomål/A 56571-2023 FSC-klagomål.docx
@@ -663,7 +663,7 @@
     <w:r>
       <w:tab/>
       <w:tab/>
-      <w:t>2026-10-27</w:t>
+      <w:t>2026-10-28</w:t>
       <w:br/>
       <w:br/>
     </w:r>

--- a/klagomål/A 56571-2023 FSC-klagomål.docx
+++ b/klagomål/A 56571-2023 FSC-klagomål.docx
@@ -663,7 +663,7 @@
     <w:r>
       <w:tab/>
       <w:tab/>
-      <w:t>2026-10-28</w:t>
+      <w:t>2026-10-29</w:t>
       <w:br/>
       <w:br/>
     </w:r>

--- a/klagomål/A 56571-2023 FSC-klagomål.docx
+++ b/klagomål/A 56571-2023 FSC-klagomål.docx
@@ -163,7 +163,7 @@
         <w:pStyle w:val="Title"/>
       </w:pPr>
       <w:r>
-        <w:t>Inledande FSC- /PEFC-klagomål – information om höga naturvärden i avverkningsanmälan A 56571-2023 i Avesta kommun</w:t>
+        <w:t>Inledande FSC- /PEFC-klagomål – information om höga naturvärden och fridlysta arter i avverkningsanmälan A 56571-2023 i Avesta kommun</w:t>
       </w:r>
     </w:p>
     <w:p>
@@ -216,12 +216,12 @@
         <w:spacing w:after="240"/>
       </w:pPr>
       <w:r>
-        <w:t>Figur 1. Fyndplatser för naturvårdsarter inom 9 meter från avverkningsanmälan. Markörer utan svart kant är placerade på fyndplatsen. Markörer med svart kant är placerade vid sidan av fyndplatsen och har ett svart streck som visar fyndplatsens exakta position. Kartans mittpunktskoordinat är N 6672393, E 585314 i SWEREF 99 TM.</w:t>
+        <w:t>Figur 1. Fyndplatser för naturvårdsarter inom 25 meter från avverkningsanmälan. Markörer utan svart kant är placerade på fyndplatsen. Markörer med svart kant är placerade vid sidan av fyndplatsen och har ett svart streck som visar fyndplatsens exakta position. Kartans mittpunktskoordinat är N 6672393, E 585314 i SWEREF 99 TM.</w:t>
       </w:r>
     </w:p>
     <w:p>
       <w:r>
-        <w:t>Inom 9 meter från avverkningsanmälan finns fynd av 1 naturvårdsarter, varav 1 är rödlistad: gråblå skinnlav (VU). Se Figur 1.</w:t>
+        <w:t>Inom 25 meter från avverkningsanmälan finns fynd av 2 naturvårdsarter, varav 2 är rödlistade och 1 är fridlyst: hornuggla (EN, §4) och gråblå skinnlav (VU). Se Figur 1.</w:t>
       </w:r>
     </w:p>
     <w:p>
@@ -310,6 +310,22 @@
       <w:r>
         <w:t>I den avverkningsanmälda skogen har fridlysta arter sina livsmiljöer och växtplatser. Att skada de fridlysta arternas livsmiljöer, växtplatser eller ekologiska funktion är inte tillåtet enligt artskyddsförordningen.</w:t>
       </w:r>
+      <w:r>
+        <w:rPr>
+          <w:i/>
+        </w:rPr>
+        <w:t xml:space="preserve"> EU:s medlemsländer och skogsbolag är skyldiga att agera i enlighet med EU:s fågeldirektiv där det uttryckligen står att direktivet gäller för fåglar samt för deras ägg, bon och </w:t>
+      </w:r>
+      <w:r>
+        <w:rPr>
+          <w:b/>
+          <w:i/>
+        </w:rPr>
+        <w:t xml:space="preserve">livsmiljöer </w:t>
+      </w:r>
+      <w:r>
+        <w:t>(artikel 1). Vidare att de åtgärder som vidtas inte får leda till en försämring av den nuvarande situationen beträffande bevarandet av de fågelarter som avses i artikel 1 (artikel 13).</w:t>
+      </w:r>
     </w:p>
     <w:p>
       <w:r>
@@ -348,7 +364,7 @@
         <w:rPr>
           <w:i/>
         </w:rPr>
-        <w:t>I det avverkningsanmälda skogsområdet har 1 naturvårdsarter varav 1 rödlistade arter sina livsmiljöer och växtplatser.</w:t>
+        <w:t>I det avverkningsanmälda skogsområdet har 2 naturvårdsarter varav 2 rödlistade arter sina livsmiljöer och växtplatser.</w:t>
       </w:r>
     </w:p>
     <w:p>
@@ -663,7 +679,7 @@
     <w:r>
       <w:tab/>
       <w:tab/>
-      <w:t>2026-10-29</w:t>
+      <w:t>2026-10-31</w:t>
       <w:br/>
       <w:br/>
     </w:r>
